--- a/public/Отчет_лабораторная_работа_2.docx
+++ b/public/Отчет_лабораторная_работа_2.docx
@@ -1,6 +1,6 @@
 
 <file path=word/document.xml><?xml version="1.0" encoding="utf-8"?>
-<w:document xmlns:wpc="http://schemas.microsoft.com/office/word/2010/wordprocessingCanvas" xmlns:cx="http://schemas.microsoft.com/office/drawing/2014/chartex" xmlns:cx1="http://schemas.microsoft.com/office/drawing/2015/9/8/chartex" xmlns:cx2="http://schemas.microsoft.com/office/drawing/2015/10/21/chartex" xmlns:cx3="http://schemas.microsoft.com/office/drawing/2016/5/9/chartex" xmlns:cx4="http://schemas.microsoft.com/office/drawing/2016/5/10/chartex" xmlns:cx5="http://schemas.microsoft.com/office/drawing/2016/5/11/chartex" xmlns:cx6="http://schemas.microsoft.com/office/drawing/2016/5/12/chartex" xmlns:cx7="http://schemas.microsoft.com/office/drawing/2016/5/13/chartex" xmlns:cx8="http://schemas.microsoft.com/office/drawing/2016/5/14/chartex" xmlns:mc="http://schemas.openxmlformats.org/markup-compatibility/2006" xmlns:aink="http://schemas.microsoft.com/office/drawing/2016/ink" xmlns:am3d="http://schemas.microsoft.com/office/drawing/2017/model3d" xmlns:o="urn:schemas-microsoft-com:office:office" xmlns:oel="http://schemas.microsoft.com/office/2019/extlst" xmlns:r="http://schemas.openxmlformats.org/officeDocument/2006/relationships" xmlns:m="http://schemas.openxmlformats.org/officeDocument/2006/math" xmlns:v="urn:schemas-microsoft-com:vml" xmlns:wp14="http://schemas.microsoft.com/office/word/2010/wordprocessingDrawing" xmlns:wp="http://schemas.openxmlformats.org/drawingml/2006/wordprocessingDrawing" xmlns:w10="urn:schemas-microsoft-com:office:word" xmlns:w="http://schemas.openxmlformats.org/wordprocessingml/2006/main" xmlns:w14="http://schemas.microsoft.com/office/word/2010/wordml" xmlns:w15="http://schemas.microsoft.com/office/word/2012/wordml" xmlns:w16cex="http://schemas.microsoft.com/office/word/2018/wordml/cex" xmlns:w16cid="http://schemas.microsoft.com/office/word/2016/wordml/cid" xmlns:w16="http://schemas.microsoft.com/office/word/2018/wordml" xmlns:w16sdtdh="http://schemas.microsoft.com/office/word/2020/wordml/sdtdatahash" xmlns:w16se="http://schemas.microsoft.com/office/word/2015/wordml/symex" xmlns:wpg="http://schemas.microsoft.com/office/word/2010/wordprocessingGroup" xmlns:wpi="http://schemas.microsoft.com/office/word/2010/wordprocessingInk" xmlns:wne="http://schemas.microsoft.com/office/word/2006/wordml" xmlns:wps="http://schemas.microsoft.com/office/word/2010/wordprocessingShape" mc:Ignorable="w14 w15 w16se w16cid w16 w16cex w16sdtdh wp14">
+<w:document xmlns:wpc="http://schemas.microsoft.com/office/word/2010/wordprocessingCanvas" xmlns:cx="http://schemas.microsoft.com/office/drawing/2014/chartex" xmlns:cx1="http://schemas.microsoft.com/office/drawing/2015/9/8/chartex" xmlns:cx2="http://schemas.microsoft.com/office/drawing/2015/10/21/chartex" xmlns:cx3="http://schemas.microsoft.com/office/drawing/2016/5/9/chartex" xmlns:cx4="http://schemas.microsoft.com/office/drawing/2016/5/10/chartex" xmlns:cx5="http://schemas.microsoft.com/office/drawing/2016/5/11/chartex" xmlns:cx6="http://schemas.microsoft.com/office/drawing/2016/5/12/chartex" xmlns:cx7="http://schemas.microsoft.com/office/drawing/2016/5/13/chartex" xmlns:cx8="http://schemas.microsoft.com/office/drawing/2016/5/14/chartex" xmlns:mc="http://schemas.openxmlformats.org/markup-compatibility/2006" xmlns:aink="http://schemas.microsoft.com/office/drawing/2016/ink" xmlns:am3d="http://schemas.microsoft.com/office/drawing/2017/model3d" xmlns:o="urn:schemas-microsoft-com:office:office" xmlns:r="http://schemas.openxmlformats.org/officeDocument/2006/relationships" xmlns:m="http://schemas.openxmlformats.org/officeDocument/2006/math" xmlns:v="urn:schemas-microsoft-com:vml" xmlns:wp14="http://schemas.microsoft.com/office/word/2010/wordprocessingDrawing" xmlns:wp="http://schemas.openxmlformats.org/drawingml/2006/wordprocessingDrawing" xmlns:w10="urn:schemas-microsoft-com:office:word" xmlns:w="http://schemas.openxmlformats.org/wordprocessingml/2006/main" xmlns:w14="http://schemas.microsoft.com/office/word/2010/wordml" xmlns:w15="http://schemas.microsoft.com/office/word/2012/wordml" xmlns:w16cex="http://schemas.microsoft.com/office/word/2018/wordml/cex" xmlns:w16cid="http://schemas.microsoft.com/office/word/2016/wordml/cid" xmlns:w16="http://schemas.microsoft.com/office/word/2018/wordml" xmlns:w16sdtdh="http://schemas.microsoft.com/office/word/2020/wordml/sdtdatahash" xmlns:w16se="http://schemas.microsoft.com/office/word/2015/wordml/symex" xmlns:wpg="http://schemas.microsoft.com/office/word/2010/wordprocessingGroup" xmlns:wpi="http://schemas.microsoft.com/office/word/2010/wordprocessingInk" xmlns:wne="http://schemas.microsoft.com/office/word/2006/wordml" xmlns:wps="http://schemas.microsoft.com/office/word/2010/wordprocessingShape" mc:Ignorable="w14 w15 w16se w16cid w16 w16cex w16sdtdh wp14">
   <w:body>
     <w:p>
       <w:pPr>
@@ -184,7 +184,23 @@
           <w:sz w:val="32"/>
           <w:szCs w:val="32"/>
         </w:rPr>
-        <w:t xml:space="preserve">«Название лабораторной работы» по дисциплине </w:t>
+        <w:t>«</w:t>
+      </w:r>
+      <w:r>
+        <w:rPr>
+          <w:b/>
+          <w:sz w:val="32"/>
+          <w:szCs w:val="32"/>
+        </w:rPr>
+        <w:t>Генерация Простых Чисел</w:t>
+      </w:r>
+      <w:r>
+        <w:rPr>
+          <w:b/>
+          <w:sz w:val="32"/>
+          <w:szCs w:val="32"/>
+        </w:rPr>
+        <w:t xml:space="preserve">» по дисциплине </w:t>
       </w:r>
     </w:p>
     <w:p>
@@ -207,7 +223,23 @@
           <w:sz w:val="32"/>
           <w:szCs w:val="32"/>
         </w:rPr>
-        <w:t xml:space="preserve">«Название дисциплины» </w:t>
+        <w:t>«</w:t>
+      </w:r>
+      <w:r>
+        <w:rPr>
+          <w:b/>
+          <w:sz w:val="32"/>
+          <w:szCs w:val="32"/>
+        </w:rPr>
+        <w:t>Защита Информации</w:t>
+      </w:r>
+      <w:r>
+        <w:rPr>
+          <w:b/>
+          <w:sz w:val="32"/>
+          <w:szCs w:val="32"/>
+        </w:rPr>
+        <w:t xml:space="preserve">» </w:t>
       </w:r>
     </w:p>
     <w:p>
@@ -462,7 +494,10 @@
         <w:pStyle w:val="Subtitle"/>
       </w:pPr>
       <w:r>
-        <w:t>Тема: Генерация псевдослучайных последовательностей. Алгоритм BBS</w:t>
+        <w:t xml:space="preserve">Тема: </w:t>
+      </w:r>
+      <w:r>
+        <w:t>Генерация псевдослучайных последовательностей. Алгоритм BBS</w:t>
       </w:r>
     </w:p>
     <w:p>
@@ -480,7 +515,10 @@
     </w:p>
     <w:p>
       <w:r>
-        <w:t>Разработать программную реализацию генератора псевдослучайных битовых последовательностей Blum Blum Shub (BBS) и выполнить проверку полученной последовательности с помощью статистических тестов.</w:t>
+        <w:t>Разработать программную реализацию генератора псевдослучайных битовых последовательностей Blum Blum Shub (BBS) и выполнить п</w:t>
+      </w:r>
+      <w:r>
+        <w:t>роверку полученной последовательности с помощью статистических тестов.</w:t>
       </w:r>
     </w:p>
     <w:p>
@@ -521,7 +559,10 @@
         </w:numPr>
       </w:pPr>
       <w:r>
-        <w:t>проверять, что p и q являются простыми числами Блюма, то есть p ≡ 3 (mod 4) и q ≡ 3 (mod 4);</w:t>
+        <w:t xml:space="preserve">проверять, что p и q </w:t>
+      </w:r>
+      <w:r>
+        <w:t>являются простыми числами Блюма, то есть p ≡ 3 (mod 4) и q ≡ 3 (mod 4);</w:t>
       </w:r>
     </w:p>
     <w:p>
@@ -557,7 +598,10 @@
         </w:numPr>
       </w:pPr>
       <w:r>
-        <w:t>выполнять статистическую проверку: монобитный тест, тест серий и тест на длинные серии.</w:t>
+        <w:t>выполнять статистическую про</w:t>
+      </w:r>
+      <w:r>
+        <w:t>верку: монобитный тест, тест серий и тест на длинные серии.</w:t>
       </w:r>
     </w:p>
     <w:p>
@@ -687,58 +731,16 @@
               <w:rPr>
                 <w:lang w:val="en-US"/>
               </w:rPr>
-              <w:t xml:space="preserve"> n = p × q, x(i+1) = x(</w:t>
-            </w:r>
-            <w:proofErr w:type="spellStart"/>
+              <w:t xml:space="preserve"> n = p × q, x(i+1) = x(i)^2 mod n </w:t>
+            </w:r>
+            <w:r>
+              <w:t>и</w:t>
+            </w:r>
             <w:r>
               <w:rPr>
                 <w:lang w:val="en-US"/>
               </w:rPr>
-              <w:t>i</w:t>
-            </w:r>
-            <w:proofErr w:type="spellEnd"/>
-            <w:r>
-              <w:rPr>
-                <w:lang w:val="en-US"/>
-              </w:rPr>
-              <w:t xml:space="preserve">)^2 mod n </w:t>
-            </w:r>
-            <w:r>
-              <w:t>и</w:t>
-            </w:r>
-            <w:r>
-              <w:rPr>
-                <w:lang w:val="en-US"/>
-              </w:rPr>
-              <w:t xml:space="preserve"> b(</w:t>
-            </w:r>
-            <w:proofErr w:type="spellStart"/>
-            <w:r>
-              <w:rPr>
-                <w:lang w:val="en-US"/>
-              </w:rPr>
-              <w:t>i</w:t>
-            </w:r>
-            <w:proofErr w:type="spellEnd"/>
-            <w:r>
-              <w:rPr>
-                <w:lang w:val="en-US"/>
-              </w:rPr>
-              <w:t>) = x(</w:t>
-            </w:r>
-            <w:proofErr w:type="spellStart"/>
-            <w:r>
-              <w:rPr>
-                <w:lang w:val="en-US"/>
-              </w:rPr>
-              <w:t>i</w:t>
-            </w:r>
-            <w:proofErr w:type="spellEnd"/>
-            <w:r>
-              <w:rPr>
-                <w:lang w:val="en-US"/>
-              </w:rPr>
-              <w:t>) mod 2.</w:t>
+              <w:t xml:space="preserve"> b(i) = x(i) mod 2.</w:t>
             </w:r>
           </w:p>
         </w:tc>
@@ -858,7 +860,10 @@
               <w:jc w:val="center"/>
             </w:pPr>
             <w:r>
-              <w:t>Реализация генератора и статистических тестов.</w:t>
+              <w:t>Реализация генератора и статистических тестов</w:t>
+            </w:r>
+            <w:r>
+              <w:t>.</w:t>
             </w:r>
           </w:p>
         </w:tc>
@@ -953,7 +958,10 @@
               <w:jc w:val="center"/>
             </w:pPr>
             <w:r>
-              <w:t>Получена битовая последовательность и результаты тестов случайности.</w:t>
+              <w:t xml:space="preserve">Получена битовая последовательность и результаты </w:t>
+            </w:r>
+            <w:r>
+              <w:t>тестов случайности.</w:t>
             </w:r>
           </w:p>
         </w:tc>
@@ -981,7 +989,10 @@
         </w:numPr>
       </w:pPr>
       <w:r>
-        <w:t>Nuxt 4 - фреймворк для структуры приложения, страниц лабораторных работ и сборки проекта.</w:t>
+        <w:t xml:space="preserve">Nuxt 4 - фреймворк для структуры </w:t>
+      </w:r>
+      <w:r>
+        <w:t>приложения, страниц лабораторных работ и сборки проекта.</w:t>
       </w:r>
     </w:p>
     <w:p>
@@ -1005,7 +1016,10 @@
         </w:numPr>
       </w:pPr>
       <w:r>
-        <w:t>TypeScript - использован для описания типов параметров BBS, результата генерации и результатов тестов.</w:t>
+        <w:t>TypeScript - использован для описания типов параметров BBS, результата ген</w:t>
+      </w:r>
+      <w:r>
+        <w:t>ерации и результатов тестов.</w:t>
       </w:r>
     </w:p>
     <w:p>
@@ -1041,7 +1055,10 @@
         </w:numPr>
       </w:pPr>
       <w:r>
-        <w:t>@vueuse/motion - использован для анимаций появления элементов интерфейса.</w:t>
+        <w:t>@vueuse/motion - использован для анимаций появления элементов инте</w:t>
+      </w:r>
+      <w:r>
+        <w:t>рфейса.</w:t>
       </w:r>
     </w:p>
     <w:p>
@@ -1055,7 +1072,10 @@
     </w:p>
     <w:p>
       <w:r>
-        <w:t>Blum Blum Shub (BBS) - криптографически стойкий генератор псевдослучайных чисел. Его стойкость связана со сложностью факторизации числа n, которое является произведением двух простых чисел p и q. Для корректной работы генератора p и q выбираются как простые числа Блюма: каждое из них должно давать остаток 3 при делении на 4.</w:t>
+        <w:t>Blum Blum Shub (BBS) - криптографически стойкий генератор псевдослучайных чисел. Его стойкость связана со сложностью факторизации числа n, которое является произведением двух простых чисел p и q. Для корректной работы гене</w:t>
+      </w:r>
+      <w:r>
+        <w:t>ратора p и q выбираются как простые числа Блюма: каждое из них должно давать остаток 3 при делении на 4.</w:t>
       </w:r>
     </w:p>
     <w:p>
@@ -1113,7 +1133,10 @@
     </w:p>
     <w:p>
       <w:r>
-        <w:t>На каждой итерации младший бит текущего значения x добавляется в выходную последовательность. Затем вычисляется новое значение x по модулю n.</w:t>
+        <w:t xml:space="preserve">На каждой итерации младший бит текущего </w:t>
+      </w:r>
+      <w:r>
+        <w:t>значения x добавляется в выходную последовательность. Затем вычисляется новое значение x по модулю n.</w:t>
       </w:r>
     </w:p>
     <w:p>
@@ -1126,7 +1149,10 @@
     </w:p>
     <w:p>
       <w:r>
-        <w:t>В результате выполнения лабораторной работы создано веб-приложение для генерации псевдослучайных битовых последовательностей по алгоритму BBS. Пользователь задает p, q, seed и длину последовательности, после чего программа генерирует битовую строку, выводит параметры и выполняет статистические тесты.</w:t>
+        <w:t>В результате выполнения лабораторной работы создано веб-приложение для генерации псевдослучайных битовых последовательностей по алг</w:t>
+      </w:r>
+      <w:r>
+        <w:t>оритму BBS. Пользователь задает p, q, seed и длину последовательности, после чего программа генерирует битовую строку, выводит параметры и выполняет статистические тесты.</w:t>
       </w:r>
     </w:p>
     <w:p>
@@ -1143,7 +1169,10 @@
         </w:numPr>
       </w:pPr>
       <w:r>
-        <w:t>ручной ввод параметров p, q, seed и длины последовательности;</w:t>
+        <w:t>ручной ввод параметров p, q, seed и длины последовате</w:t>
+      </w:r>
+      <w:r>
+        <w:t>льности;</w:t>
       </w:r>
     </w:p>
     <w:p>
@@ -1228,7 +1257,10 @@
         </w:numPr>
       </w:pPr>
       <w:r>
-        <w:t>отображение первых 1000 бит последовательности;</w:t>
+        <w:t>отобра</w:t>
+      </w:r>
+      <w:r>
+        <w:t>жение первых 1000 бит последовательности;</w:t>
       </w:r>
     </w:p>
     <w:p>
@@ -1571,7 +1603,14 @@
           <w:i/>
           <w:color w:val="666666"/>
         </w:rPr>
-        <w:t>росмотр фрагмента сгенерированной битовой последовательности.</w:t>
+        <w:t xml:space="preserve">росмотр фрагмента </w:t>
+      </w:r>
+      <w:r>
+        <w:rPr>
+          <w:i/>
+          <w:color w:val="666666"/>
+        </w:rPr>
+        <w:t>сгенерированной битовой последовательности.</w:t>
       </w:r>
     </w:p>
     <w:p>
@@ -1607,39 +1646,14 @@
           <w:rFonts w:cs="Consolas"/>
           <w:lang w:val="en-US"/>
         </w:rPr>
-        <w:t xml:space="preserve">export function </w:t>
-      </w:r>
-      <w:proofErr w:type="spellStart"/>
-      <w:r>
-        <w:rPr>
-          <w:rFonts w:cs="Consolas"/>
-          <w:lang w:val="en-US"/>
-        </w:rPr>
-        <w:t>isPrime</w:t>
-      </w:r>
-      <w:proofErr w:type="spellEnd"/>
-      <w:r>
-        <w:rPr>
-          <w:rFonts w:cs="Consolas"/>
-          <w:lang w:val="en-US"/>
-        </w:rPr>
-        <w:t xml:space="preserve">(n: number): </w:t>
-      </w:r>
-      <w:proofErr w:type="spellStart"/>
-      <w:r>
-        <w:rPr>
-          <w:rFonts w:cs="Consolas"/>
-          <w:lang w:val="en-US"/>
-        </w:rPr>
-        <w:t>boolean</w:t>
-      </w:r>
-      <w:proofErr w:type="spellEnd"/>
-      <w:r>
-        <w:rPr>
-          <w:rFonts w:cs="Consolas"/>
-          <w:lang w:val="en-US"/>
-        </w:rPr>
-        <w:t xml:space="preserve"> {</w:t>
+        <w:t>export functio</w:t>
+      </w:r>
+      <w:r>
+        <w:rPr>
+          <w:rFonts w:cs="Consolas"/>
+          <w:lang w:val="en-US"/>
+        </w:rPr>
+        <w:t>n isPrime(n: number): boolean {</w:t>
       </w:r>
     </w:p>
     <w:p>
@@ -1707,39 +1721,7 @@
           <w:rFonts w:cs="Consolas"/>
           <w:lang w:val="en-US"/>
         </w:rPr>
-        <w:t xml:space="preserve">  const </w:t>
-      </w:r>
-      <w:proofErr w:type="spellStart"/>
-      <w:r>
-        <w:rPr>
-          <w:rFonts w:cs="Consolas"/>
-          <w:lang w:val="en-US"/>
-        </w:rPr>
-        <w:t>sqrtN</w:t>
-      </w:r>
-      <w:proofErr w:type="spellEnd"/>
-      <w:r>
-        <w:rPr>
-          <w:rFonts w:cs="Consolas"/>
-          <w:lang w:val="en-US"/>
-        </w:rPr>
-        <w:t xml:space="preserve"> = </w:t>
-      </w:r>
-      <w:proofErr w:type="spellStart"/>
-      <w:r>
-        <w:rPr>
-          <w:rFonts w:cs="Consolas"/>
-          <w:lang w:val="en-US"/>
-        </w:rPr>
-        <w:t>Math.sqrt</w:t>
-      </w:r>
-      <w:proofErr w:type="spellEnd"/>
-      <w:r>
-        <w:rPr>
-          <w:rFonts w:cs="Consolas"/>
-          <w:lang w:val="en-US"/>
-        </w:rPr>
-        <w:t>(n)</w:t>
+        <w:t xml:space="preserve">  const sqrtN = Math.sqrt(n)</w:t>
       </w:r>
     </w:p>
     <w:p>
@@ -1755,102 +1737,22 @@
           <w:lang w:val="en-US"/>
         </w:rPr>
         <w:lastRenderedPageBreak/>
-        <w:t xml:space="preserve">  for (let </w:t>
-      </w:r>
-      <w:proofErr w:type="spellStart"/>
-      <w:r>
-        <w:rPr>
-          <w:rFonts w:cs="Consolas"/>
-          <w:lang w:val="en-US"/>
-        </w:rPr>
-        <w:t>i</w:t>
-      </w:r>
-      <w:proofErr w:type="spellEnd"/>
-      <w:r>
-        <w:rPr>
-          <w:rFonts w:cs="Consolas"/>
-          <w:lang w:val="en-US"/>
-        </w:rPr>
-        <w:t xml:space="preserve"> = 3; </w:t>
-      </w:r>
-      <w:proofErr w:type="spellStart"/>
-      <w:r>
-        <w:rPr>
-          <w:rFonts w:cs="Consolas"/>
-          <w:lang w:val="en-US"/>
-        </w:rPr>
-        <w:t>i</w:t>
-      </w:r>
-      <w:proofErr w:type="spellEnd"/>
-      <w:r>
-        <w:rPr>
-          <w:rFonts w:cs="Consolas"/>
-          <w:lang w:val="en-US"/>
-        </w:rPr>
-        <w:t xml:space="preserve"> &lt;= </w:t>
-      </w:r>
-      <w:proofErr w:type="spellStart"/>
-      <w:r>
-        <w:rPr>
-          <w:rFonts w:cs="Consolas"/>
-          <w:lang w:val="en-US"/>
-        </w:rPr>
-        <w:t>sqrtN</w:t>
-      </w:r>
-      <w:proofErr w:type="spellEnd"/>
-      <w:r>
-        <w:rPr>
-          <w:rFonts w:cs="Consolas"/>
-          <w:lang w:val="en-US"/>
-        </w:rPr>
-        <w:t xml:space="preserve">; </w:t>
-      </w:r>
-      <w:proofErr w:type="spellStart"/>
-      <w:r>
-        <w:rPr>
-          <w:rFonts w:cs="Consolas"/>
-          <w:lang w:val="en-US"/>
-        </w:rPr>
-        <w:t>i</w:t>
-      </w:r>
-      <w:proofErr w:type="spellEnd"/>
-      <w:r>
-        <w:rPr>
-          <w:rFonts w:cs="Consolas"/>
-          <w:lang w:val="en-US"/>
-        </w:rPr>
-        <w:t xml:space="preserve"> += 2) {</w:t>
-      </w:r>
-    </w:p>
-    <w:p>
-      <w:pPr>
-        <w:pStyle w:val="CodeBlock"/>
-        <w:rPr>
-          <w:lang w:val="en-US"/>
-        </w:rPr>
-      </w:pPr>
-      <w:r>
-        <w:rPr>
-          <w:rFonts w:cs="Consolas"/>
-          <w:lang w:val="en-US"/>
-        </w:rPr>
-        <w:t xml:space="preserve">    if (n % </w:t>
-      </w:r>
-      <w:proofErr w:type="spellStart"/>
-      <w:r>
-        <w:rPr>
-          <w:rFonts w:cs="Consolas"/>
-          <w:lang w:val="en-US"/>
-        </w:rPr>
-        <w:t>i</w:t>
-      </w:r>
-      <w:proofErr w:type="spellEnd"/>
-      <w:r>
-        <w:rPr>
-          <w:rFonts w:cs="Consolas"/>
-          <w:lang w:val="en-US"/>
-        </w:rPr>
-        <w:t xml:space="preserve"> === 0) return false</w:t>
+        <w:t xml:space="preserve">  for (let i = 3; i &lt;= sqrtN; i += 2) {</w:t>
+      </w:r>
+    </w:p>
+    <w:p>
+      <w:pPr>
+        <w:pStyle w:val="CodeBlock"/>
+        <w:rPr>
+          <w:lang w:val="en-US"/>
+        </w:rPr>
+      </w:pPr>
+      <w:r>
+        <w:rPr>
+          <w:rFonts w:cs="Consolas"/>
+          <w:lang w:val="en-US"/>
+        </w:rPr>
+        <w:t xml:space="preserve">    if (n % i === 0) return false</w:t>
       </w:r>
     </w:p>
     <w:p>
@@ -1926,70 +1828,22 @@
           <w:rFonts w:cs="Consolas"/>
           <w:lang w:val="en-US"/>
         </w:rPr>
-        <w:t xml:space="preserve">export function </w:t>
-      </w:r>
-      <w:proofErr w:type="spellStart"/>
-      <w:r>
-        <w:rPr>
-          <w:rFonts w:cs="Consolas"/>
-          <w:lang w:val="en-US"/>
-        </w:rPr>
-        <w:t>isBlumPrime</w:t>
-      </w:r>
-      <w:proofErr w:type="spellEnd"/>
-      <w:r>
-        <w:rPr>
-          <w:rFonts w:cs="Consolas"/>
-          <w:lang w:val="en-US"/>
-        </w:rPr>
-        <w:t xml:space="preserve">(n: number): </w:t>
-      </w:r>
-      <w:proofErr w:type="spellStart"/>
-      <w:r>
-        <w:rPr>
-          <w:rFonts w:cs="Consolas"/>
-          <w:lang w:val="en-US"/>
-        </w:rPr>
-        <w:t>boolean</w:t>
-      </w:r>
-      <w:proofErr w:type="spellEnd"/>
-      <w:r>
-        <w:rPr>
-          <w:rFonts w:cs="Consolas"/>
-          <w:lang w:val="en-US"/>
-        </w:rPr>
-        <w:t xml:space="preserve"> {</w:t>
-      </w:r>
-    </w:p>
-    <w:p>
-      <w:pPr>
-        <w:pStyle w:val="CodeBlock"/>
-        <w:rPr>
-          <w:lang w:val="en-US"/>
-        </w:rPr>
-      </w:pPr>
-      <w:r>
-        <w:rPr>
-          <w:rFonts w:cs="Consolas"/>
-          <w:lang w:val="en-US"/>
-        </w:rPr>
-        <w:t xml:space="preserve">  return </w:t>
-      </w:r>
-      <w:proofErr w:type="spellStart"/>
-      <w:r>
-        <w:rPr>
-          <w:rFonts w:cs="Consolas"/>
-          <w:lang w:val="en-US"/>
-        </w:rPr>
-        <w:t>isPrime</w:t>
-      </w:r>
-      <w:proofErr w:type="spellEnd"/>
-      <w:r>
-        <w:rPr>
-          <w:rFonts w:cs="Consolas"/>
-          <w:lang w:val="en-US"/>
-        </w:rPr>
-        <w:t>(n) &amp;&amp; n % 4 === 3</w:t>
+        <w:t>export function isBlumPrime(n: number): boolean {</w:t>
+      </w:r>
+    </w:p>
+    <w:p>
+      <w:pPr>
+        <w:pStyle w:val="CodeBlock"/>
+        <w:rPr>
+          <w:lang w:val="en-US"/>
+        </w:rPr>
+      </w:pPr>
+      <w:r>
+        <w:rPr>
+          <w:rFonts w:cs="Consolas"/>
+          <w:lang w:val="en-US"/>
+        </w:rPr>
+        <w:t xml:space="preserve">  return isPrime(n) &amp;&amp; n % 4 === 3</w:t>
       </w:r>
     </w:p>
     <w:p>
@@ -2027,85 +1881,37 @@
           <w:rFonts w:cs="Consolas"/>
           <w:lang w:val="en-US"/>
         </w:rPr>
-        <w:t xml:space="preserve">export function </w:t>
-      </w:r>
-      <w:proofErr w:type="spellStart"/>
-      <w:r>
-        <w:rPr>
-          <w:rFonts w:cs="Consolas"/>
-          <w:lang w:val="en-US"/>
-        </w:rPr>
-        <w:t>gcd</w:t>
-      </w:r>
-      <w:proofErr w:type="spellEnd"/>
-      <w:r>
-        <w:rPr>
-          <w:rFonts w:cs="Consolas"/>
-          <w:lang w:val="en-US"/>
-        </w:rPr>
-        <w:t>(a: number, b: number): number {</w:t>
-      </w:r>
-    </w:p>
-    <w:p>
-      <w:pPr>
-        <w:pStyle w:val="CodeBlock"/>
-        <w:rPr>
-          <w:lang w:val="en-US"/>
-        </w:rPr>
-      </w:pPr>
-      <w:r>
-        <w:rPr>
-          <w:rFonts w:cs="Consolas"/>
-          <w:lang w:val="en-US"/>
-        </w:rPr>
-        <w:t xml:space="preserve">  a = </w:t>
-      </w:r>
-      <w:proofErr w:type="spellStart"/>
-      <w:r>
-        <w:rPr>
-          <w:rFonts w:cs="Consolas"/>
-          <w:lang w:val="en-US"/>
-        </w:rPr>
-        <w:t>Math.abs</w:t>
-      </w:r>
-      <w:proofErr w:type="spellEnd"/>
-      <w:r>
-        <w:rPr>
-          <w:rFonts w:cs="Consolas"/>
-          <w:lang w:val="en-US"/>
-        </w:rPr>
-        <w:t>(a)</w:t>
-      </w:r>
-    </w:p>
-    <w:p>
-      <w:pPr>
-        <w:pStyle w:val="CodeBlock"/>
-        <w:rPr>
-          <w:lang w:val="en-US"/>
-        </w:rPr>
-      </w:pPr>
-      <w:r>
-        <w:rPr>
-          <w:rFonts w:cs="Consolas"/>
-          <w:lang w:val="en-US"/>
-        </w:rPr>
-        <w:t xml:space="preserve">  b = </w:t>
-      </w:r>
-      <w:proofErr w:type="spellStart"/>
-      <w:r>
-        <w:rPr>
-          <w:rFonts w:cs="Consolas"/>
-          <w:lang w:val="en-US"/>
-        </w:rPr>
-        <w:t>Math.abs</w:t>
-      </w:r>
-      <w:proofErr w:type="spellEnd"/>
-      <w:r>
-        <w:rPr>
-          <w:rFonts w:cs="Consolas"/>
-          <w:lang w:val="en-US"/>
-        </w:rPr>
-        <w:t>(b)</w:t>
+        <w:t>export function gcd(a: number, b: number): number {</w:t>
+      </w:r>
+    </w:p>
+    <w:p>
+      <w:pPr>
+        <w:pStyle w:val="CodeBlock"/>
+        <w:rPr>
+          <w:lang w:val="en-US"/>
+        </w:rPr>
+      </w:pPr>
+      <w:r>
+        <w:rPr>
+          <w:rFonts w:cs="Consolas"/>
+          <w:lang w:val="en-US"/>
+        </w:rPr>
+        <w:t xml:space="preserve">  a = Math.abs(a)</w:t>
+      </w:r>
+    </w:p>
+    <w:p>
+      <w:pPr>
+        <w:pStyle w:val="CodeBlock"/>
+        <w:rPr>
+          <w:lang w:val="en-US"/>
+        </w:rPr>
+      </w:pPr>
+      <w:r>
+        <w:rPr>
+          <w:rFonts w:cs="Consolas"/>
+          <w:lang w:val="en-US"/>
+        </w:rPr>
+        <w:t xml:space="preserve">  b = Math.abs(b)</w:t>
       </w:r>
     </w:p>
     <w:p>
@@ -2203,7 +2009,13 @@
         <w:rPr>
           <w:rFonts w:cs="Consolas"/>
         </w:rPr>
-        <w:t xml:space="preserve">  return a</w:t>
+        <w:t xml:space="preserve">  return</w:t>
+      </w:r>
+      <w:r>
+        <w:rPr>
+          <w:rFonts w:cs="Consolas"/>
+        </w:rPr>
+        <w:t xml:space="preserve"> a</w:t>
       </w:r>
     </w:p>
     <w:p>
@@ -2237,55 +2049,7 @@
           <w:rFonts w:cs="Consolas"/>
           <w:lang w:val="en-US"/>
         </w:rPr>
-        <w:t xml:space="preserve">export function </w:t>
-      </w:r>
-      <w:proofErr w:type="spellStart"/>
-      <w:r>
-        <w:rPr>
-          <w:rFonts w:cs="Consolas"/>
-          <w:lang w:val="en-US"/>
-        </w:rPr>
-        <w:t>generateBBS</w:t>
-      </w:r>
-      <w:proofErr w:type="spellEnd"/>
-      <w:r>
-        <w:rPr>
-          <w:rFonts w:cs="Consolas"/>
-          <w:lang w:val="en-US"/>
-        </w:rPr>
-        <w:t xml:space="preserve">(params: </w:t>
-      </w:r>
-      <w:proofErr w:type="spellStart"/>
-      <w:r>
-        <w:rPr>
-          <w:rFonts w:cs="Consolas"/>
-          <w:lang w:val="en-US"/>
-        </w:rPr>
-        <w:t>BBSParams</w:t>
-      </w:r>
-      <w:proofErr w:type="spellEnd"/>
-      <w:r>
-        <w:rPr>
-          <w:rFonts w:cs="Consolas"/>
-          <w:lang w:val="en-US"/>
-        </w:rPr>
-        <w:t xml:space="preserve">, length: number): </w:t>
-      </w:r>
-      <w:proofErr w:type="spellStart"/>
-      <w:r>
-        <w:rPr>
-          <w:rFonts w:cs="Consolas"/>
-          <w:lang w:val="en-US"/>
-        </w:rPr>
-        <w:t>GenerationResult</w:t>
-      </w:r>
-      <w:proofErr w:type="spellEnd"/>
-      <w:r>
-        <w:rPr>
-          <w:rFonts w:cs="Consolas"/>
-          <w:lang w:val="en-US"/>
-        </w:rPr>
-        <w:t xml:space="preserve"> {</w:t>
+        <w:t>export function generateBBS(params: BBSParams, length: number): GenerationResult {</w:t>
       </w:r>
     </w:p>
     <w:p>
@@ -2330,23 +2094,7 @@
           <w:rFonts w:cs="Consolas"/>
           <w:lang w:val="en-US"/>
         </w:rPr>
-        <w:t xml:space="preserve">  const steps: </w:t>
-      </w:r>
-      <w:proofErr w:type="spellStart"/>
-      <w:r>
-        <w:rPr>
-          <w:rFonts w:cs="Consolas"/>
-          <w:lang w:val="en-US"/>
-        </w:rPr>
-        <w:t>GenerationStep</w:t>
-      </w:r>
-      <w:proofErr w:type="spellEnd"/>
-      <w:r>
-        <w:rPr>
-          <w:rFonts w:cs="Consolas"/>
-          <w:lang w:val="en-US"/>
-        </w:rPr>
-        <w:t>[] = []</w:t>
+        <w:t xml:space="preserve">  const steps: GenerationStep[] = []</w:t>
       </w:r>
     </w:p>
     <w:p>
@@ -2399,55 +2147,7 @@
           <w:rFonts w:cs="Consolas"/>
           <w:lang w:val="en-US"/>
         </w:rPr>
-        <w:t xml:space="preserve">  for (let </w:t>
-      </w:r>
-      <w:proofErr w:type="spellStart"/>
-      <w:r>
-        <w:rPr>
-          <w:rFonts w:cs="Consolas"/>
-          <w:lang w:val="en-US"/>
-        </w:rPr>
-        <w:t>i</w:t>
-      </w:r>
-      <w:proofErr w:type="spellEnd"/>
-      <w:r>
-        <w:rPr>
-          <w:rFonts w:cs="Consolas"/>
-          <w:lang w:val="en-US"/>
-        </w:rPr>
-        <w:t xml:space="preserve"> = 0; </w:t>
-      </w:r>
-      <w:proofErr w:type="spellStart"/>
-      <w:r>
-        <w:rPr>
-          <w:rFonts w:cs="Consolas"/>
-          <w:lang w:val="en-US"/>
-        </w:rPr>
-        <w:t>i</w:t>
-      </w:r>
-      <w:proofErr w:type="spellEnd"/>
-      <w:r>
-        <w:rPr>
-          <w:rFonts w:cs="Consolas"/>
-          <w:lang w:val="en-US"/>
-        </w:rPr>
-        <w:t xml:space="preserve"> &lt; length; </w:t>
-      </w:r>
-      <w:proofErr w:type="spellStart"/>
-      <w:r>
-        <w:rPr>
-          <w:rFonts w:cs="Consolas"/>
-          <w:lang w:val="en-US"/>
-        </w:rPr>
-        <w:t>i</w:t>
-      </w:r>
-      <w:proofErr w:type="spellEnd"/>
-      <w:r>
-        <w:rPr>
-          <w:rFonts w:cs="Consolas"/>
-          <w:lang w:val="en-US"/>
-        </w:rPr>
-        <w:t>++) {</w:t>
+        <w:t xml:space="preserve">  for (let i = 0; i &lt; length; i++) {</w:t>
       </w:r>
     </w:p>
     <w:p>
@@ -2477,109 +2177,45 @@
           <w:rFonts w:cs="Consolas"/>
           <w:lang w:val="en-US"/>
         </w:rPr>
-        <w:t xml:space="preserve">    sequence += </w:t>
-      </w:r>
-      <w:proofErr w:type="spellStart"/>
-      <w:r>
-        <w:rPr>
-          <w:rFonts w:cs="Consolas"/>
-          <w:lang w:val="en-US"/>
-        </w:rPr>
-        <w:t>bit.toString</w:t>
-      </w:r>
-      <w:proofErr w:type="spellEnd"/>
-      <w:r>
-        <w:rPr>
-          <w:rFonts w:cs="Consolas"/>
-          <w:lang w:val="en-US"/>
-        </w:rPr>
-        <w:t>()</w:t>
-      </w:r>
-    </w:p>
-    <w:p>
-      <w:pPr>
-        <w:pStyle w:val="CodeBlock"/>
-        <w:rPr>
-          <w:lang w:val="en-US"/>
-        </w:rPr>
-      </w:pPr>
-    </w:p>
-    <w:p>
-      <w:pPr>
-        <w:pStyle w:val="CodeBlock"/>
-        <w:rPr>
-          <w:lang w:val="en-US"/>
-        </w:rPr>
-      </w:pPr>
-      <w:r>
-        <w:rPr>
-          <w:rFonts w:cs="Consolas"/>
-          <w:lang w:val="en-US"/>
-        </w:rPr>
-        <w:t xml:space="preserve">    if (</w:t>
-      </w:r>
-      <w:proofErr w:type="spellStart"/>
-      <w:r>
-        <w:rPr>
-          <w:rFonts w:cs="Consolas"/>
-          <w:lang w:val="en-US"/>
-        </w:rPr>
-        <w:t>i</w:t>
-      </w:r>
-      <w:proofErr w:type="spellEnd"/>
-      <w:r>
-        <w:rPr>
-          <w:rFonts w:cs="Consolas"/>
-          <w:lang w:val="en-US"/>
-        </w:rPr>
-        <w:t xml:space="preserve"> &lt; 100) {</w:t>
-      </w:r>
-    </w:p>
-    <w:p>
-      <w:pPr>
-        <w:pStyle w:val="CodeBlock"/>
-        <w:rPr>
-          <w:lang w:val="en-US"/>
-        </w:rPr>
-      </w:pPr>
-      <w:r>
-        <w:rPr>
-          <w:rFonts w:cs="Consolas"/>
-          <w:lang w:val="en-US"/>
-        </w:rPr>
-        <w:t xml:space="preserve">      </w:t>
-      </w:r>
-      <w:proofErr w:type="spellStart"/>
-      <w:r>
-        <w:rPr>
-          <w:rFonts w:cs="Consolas"/>
-          <w:lang w:val="en-US"/>
-        </w:rPr>
-        <w:t>steps.push</w:t>
-      </w:r>
-      <w:proofErr w:type="spellEnd"/>
-      <w:r>
-        <w:rPr>
-          <w:rFonts w:cs="Consolas"/>
-          <w:lang w:val="en-US"/>
-        </w:rPr>
-        <w:t xml:space="preserve">({ iteration: </w:t>
-      </w:r>
-      <w:proofErr w:type="spellStart"/>
-      <w:r>
-        <w:rPr>
-          <w:rFonts w:cs="Consolas"/>
-          <w:lang w:val="en-US"/>
-        </w:rPr>
-        <w:t>i</w:t>
-      </w:r>
-      <w:proofErr w:type="spellEnd"/>
-      <w:r>
-        <w:rPr>
-          <w:rFonts w:cs="Consolas"/>
-          <w:lang w:val="en-US"/>
-        </w:rPr>
-        <w:t xml:space="preserve"> + 1, x, bit })</w:t>
+        <w:t xml:space="preserve">    sequence += bit.toString()</w:t>
+      </w:r>
+    </w:p>
+    <w:p>
+      <w:pPr>
+        <w:pStyle w:val="CodeBlock"/>
+        <w:rPr>
+          <w:lang w:val="en-US"/>
+        </w:rPr>
+      </w:pPr>
+    </w:p>
+    <w:p>
+      <w:pPr>
+        <w:pStyle w:val="CodeBlock"/>
+        <w:rPr>
+          <w:lang w:val="en-US"/>
+        </w:rPr>
+      </w:pPr>
+      <w:r>
+        <w:rPr>
+          <w:rFonts w:cs="Consolas"/>
+          <w:lang w:val="en-US"/>
+        </w:rPr>
+        <w:t xml:space="preserve">    if (i &lt; 100) {</w:t>
+      </w:r>
+    </w:p>
+    <w:p>
+      <w:pPr>
+        <w:pStyle w:val="CodeBlock"/>
+        <w:rPr>
+          <w:lang w:val="en-US"/>
+        </w:rPr>
+      </w:pPr>
+      <w:r>
+        <w:rPr>
+          <w:rFonts w:cs="Consolas"/>
+          <w:lang w:val="en-US"/>
+        </w:rPr>
+        <w:t xml:space="preserve">      steps.push({ iteration: i + 1, x, bit })</w:t>
       </w:r>
     </w:p>
     <w:p>
@@ -2712,55 +2348,7 @@
           <w:rFonts w:cs="Consolas"/>
           <w:lang w:val="en-US"/>
         </w:rPr>
-        <w:t xml:space="preserve">export function </w:t>
-      </w:r>
-      <w:proofErr w:type="spellStart"/>
-      <w:r>
-        <w:rPr>
-          <w:rFonts w:cs="Consolas"/>
-          <w:lang w:val="en-US"/>
-        </w:rPr>
-        <w:t>validateBBSParams</w:t>
-      </w:r>
-      <w:proofErr w:type="spellEnd"/>
-      <w:r>
-        <w:rPr>
-          <w:rFonts w:cs="Consolas"/>
-          <w:lang w:val="en-US"/>
-        </w:rPr>
-        <w:t xml:space="preserve">(params: </w:t>
-      </w:r>
-      <w:proofErr w:type="spellStart"/>
-      <w:r>
-        <w:rPr>
-          <w:rFonts w:cs="Consolas"/>
-          <w:lang w:val="en-US"/>
-        </w:rPr>
-        <w:t>BBSParams</w:t>
-      </w:r>
-      <w:proofErr w:type="spellEnd"/>
-      <w:r>
-        <w:rPr>
-          <w:rFonts w:cs="Consolas"/>
-          <w:lang w:val="en-US"/>
-        </w:rPr>
-        <w:t xml:space="preserve">): </w:t>
-      </w:r>
-      <w:proofErr w:type="spellStart"/>
-      <w:r>
-        <w:rPr>
-          <w:rFonts w:cs="Consolas"/>
-          <w:lang w:val="en-US"/>
-        </w:rPr>
-        <w:t>ValidationResult</w:t>
-      </w:r>
-      <w:proofErr w:type="spellEnd"/>
-      <w:r>
-        <w:rPr>
-          <w:rFonts w:cs="Consolas"/>
-          <w:lang w:val="en-US"/>
-        </w:rPr>
-        <w:t xml:space="preserve"> {</w:t>
+        <w:t>export function validateBBSParams(params: BBSParams): ValidationResult {</w:t>
       </w:r>
     </w:p>
     <w:p>
@@ -2813,70 +2401,29 @@
           <w:rFonts w:cs="Consolas"/>
           <w:lang w:val="en-US"/>
         </w:rPr>
-        <w:t xml:space="preserve">  if (!</w:t>
-      </w:r>
-      <w:proofErr w:type="spellStart"/>
-      <w:r>
-        <w:rPr>
-          <w:rFonts w:cs="Consolas"/>
-          <w:lang w:val="en-US"/>
-        </w:rPr>
-        <w:t>isBlumPrime</w:t>
-      </w:r>
-      <w:proofErr w:type="spellEnd"/>
-      <w:r>
-        <w:rPr>
-          <w:rFonts w:cs="Consolas"/>
-          <w:lang w:val="en-US"/>
-        </w:rPr>
-        <w:t>(p)) {</w:t>
-      </w:r>
-    </w:p>
-    <w:p>
-      <w:pPr>
-        <w:pStyle w:val="CodeBlock"/>
-        <w:rPr>
-          <w:lang w:val="en-US"/>
-        </w:rPr>
-      </w:pPr>
-      <w:r>
-        <w:rPr>
-          <w:rFonts w:cs="Consolas"/>
-          <w:lang w:val="en-US"/>
-        </w:rPr>
-        <w:t xml:space="preserve">    if (!</w:t>
-      </w:r>
-      <w:proofErr w:type="spellStart"/>
-      <w:r>
-        <w:rPr>
-          <w:rFonts w:cs="Consolas"/>
-          <w:lang w:val="en-US"/>
-        </w:rPr>
-        <w:t>isPrime</w:t>
-      </w:r>
-      <w:proofErr w:type="spellEnd"/>
-      <w:r>
-        <w:rPr>
-          <w:rFonts w:cs="Consolas"/>
-          <w:lang w:val="en-US"/>
-        </w:rPr>
-        <w:t xml:space="preserve">(p)) </w:t>
-      </w:r>
-      <w:proofErr w:type="spellStart"/>
-      <w:r>
-        <w:rPr>
-          <w:rFonts w:cs="Consolas"/>
-          <w:lang w:val="en-US"/>
-        </w:rPr>
-        <w:t>errors.push</w:t>
-      </w:r>
-      <w:proofErr w:type="spellEnd"/>
-      <w:r>
-        <w:rPr>
-          <w:rFonts w:cs="Consolas"/>
-          <w:lang w:val="en-US"/>
-        </w:rPr>
-        <w:t xml:space="preserve">(`p = ${p} </w:t>
+        <w:t xml:space="preserve">  if (!isBlumPrime(p)) {</w:t>
+      </w:r>
+    </w:p>
+    <w:p>
+      <w:pPr>
+        <w:pStyle w:val="CodeBlock"/>
+        <w:rPr>
+          <w:lang w:val="en-US"/>
+        </w:rPr>
+      </w:pPr>
+      <w:r>
+        <w:rPr>
+          <w:rFonts w:cs="Consolas"/>
+          <w:lang w:val="en-US"/>
+        </w:rPr>
+        <w:t xml:space="preserve">    if (!isPrime(p)) er</w:t>
+      </w:r>
+      <w:r>
+        <w:rPr>
+          <w:rFonts w:cs="Consolas"/>
+          <w:lang w:val="en-US"/>
+        </w:rPr>
+        <w:t xml:space="preserve">rors.push(`p = ${p} </w:t>
       </w:r>
       <w:r>
         <w:rPr>
@@ -2943,23 +2490,7 @@
           <w:rFonts w:cs="Consolas"/>
           <w:lang w:val="en-US"/>
         </w:rPr>
-        <w:t xml:space="preserve">    else </w:t>
-      </w:r>
-      <w:proofErr w:type="spellStart"/>
-      <w:r>
-        <w:rPr>
-          <w:rFonts w:cs="Consolas"/>
-          <w:lang w:val="en-US"/>
-        </w:rPr>
-        <w:t>errors.push</w:t>
-      </w:r>
-      <w:proofErr w:type="spellEnd"/>
-      <w:r>
-        <w:rPr>
-          <w:rFonts w:cs="Consolas"/>
-          <w:lang w:val="en-US"/>
-        </w:rPr>
-        <w:t xml:space="preserve">(`p = ${p} </w:t>
+        <w:t xml:space="preserve">    else errors.push(`p = ${p} </w:t>
       </w:r>
       <w:r>
         <w:rPr>
@@ -3023,70 +2554,22 @@
           <w:rFonts w:cs="Consolas"/>
           <w:lang w:val="en-US"/>
         </w:rPr>
-        <w:t xml:space="preserve">  if (!</w:t>
-      </w:r>
-      <w:proofErr w:type="spellStart"/>
-      <w:r>
-        <w:rPr>
-          <w:rFonts w:cs="Consolas"/>
-          <w:lang w:val="en-US"/>
-        </w:rPr>
-        <w:t>isBlumPrime</w:t>
-      </w:r>
-      <w:proofErr w:type="spellEnd"/>
-      <w:r>
-        <w:rPr>
-          <w:rFonts w:cs="Consolas"/>
-          <w:lang w:val="en-US"/>
-        </w:rPr>
-        <w:t>(q)) {</w:t>
-      </w:r>
-    </w:p>
-    <w:p>
-      <w:pPr>
-        <w:pStyle w:val="CodeBlock"/>
-        <w:rPr>
-          <w:lang w:val="en-US"/>
-        </w:rPr>
-      </w:pPr>
-      <w:r>
-        <w:rPr>
-          <w:rFonts w:cs="Consolas"/>
-          <w:lang w:val="en-US"/>
-        </w:rPr>
-        <w:t xml:space="preserve">    if (!</w:t>
-      </w:r>
-      <w:proofErr w:type="spellStart"/>
-      <w:r>
-        <w:rPr>
-          <w:rFonts w:cs="Consolas"/>
-          <w:lang w:val="en-US"/>
-        </w:rPr>
-        <w:t>isPrime</w:t>
-      </w:r>
-      <w:proofErr w:type="spellEnd"/>
-      <w:r>
-        <w:rPr>
-          <w:rFonts w:cs="Consolas"/>
-          <w:lang w:val="en-US"/>
-        </w:rPr>
-        <w:t xml:space="preserve">(q)) </w:t>
-      </w:r>
-      <w:proofErr w:type="spellStart"/>
-      <w:r>
-        <w:rPr>
-          <w:rFonts w:cs="Consolas"/>
-          <w:lang w:val="en-US"/>
-        </w:rPr>
-        <w:t>errors.push</w:t>
-      </w:r>
-      <w:proofErr w:type="spellEnd"/>
-      <w:r>
-        <w:rPr>
-          <w:rFonts w:cs="Consolas"/>
-          <w:lang w:val="en-US"/>
-        </w:rPr>
-        <w:t xml:space="preserve">(`q = ${q} </w:t>
+        <w:t xml:space="preserve">  if (!isBlumPrime(q)) {</w:t>
+      </w:r>
+    </w:p>
+    <w:p>
+      <w:pPr>
+        <w:pStyle w:val="CodeBlock"/>
+        <w:rPr>
+          <w:lang w:val="en-US"/>
+        </w:rPr>
+      </w:pPr>
+      <w:r>
+        <w:rPr>
+          <w:rFonts w:cs="Consolas"/>
+          <w:lang w:val="en-US"/>
+        </w:rPr>
+        <w:t xml:space="preserve">    if (!isPrime(q)) errors.push(`q = ${q} </w:t>
       </w:r>
       <w:r>
         <w:rPr>
@@ -3153,23 +2636,7 @@
           <w:rFonts w:cs="Consolas"/>
           <w:lang w:val="en-US"/>
         </w:rPr>
-        <w:t xml:space="preserve">    else </w:t>
-      </w:r>
-      <w:proofErr w:type="spellStart"/>
-      <w:r>
-        <w:rPr>
-          <w:rFonts w:cs="Consolas"/>
-          <w:lang w:val="en-US"/>
-        </w:rPr>
-        <w:t>errors.push</w:t>
-      </w:r>
-      <w:proofErr w:type="spellEnd"/>
-      <w:r>
-        <w:rPr>
-          <w:rFonts w:cs="Consolas"/>
-          <w:lang w:val="en-US"/>
-        </w:rPr>
-        <w:t xml:space="preserve">(`q = ${q} </w:t>
+        <w:t xml:space="preserve">    else errors.push(`q = ${q} </w:t>
       </w:r>
       <w:r>
         <w:rPr>
@@ -3195,7 +2662,14 @@
           <w:rFonts w:cs="Consolas"/>
           <w:lang w:val="en-US"/>
         </w:rPr>
-        <w:t xml:space="preserve"> 3 (mod 4)`)</w:t>
+        <w:t xml:space="preserve"> 3</w:t>
+      </w:r>
+      <w:r>
+        <w:rPr>
+          <w:rFonts w:cs="Consolas"/>
+          <w:lang w:val="en-US"/>
+        </w:rPr>
+        <w:t xml:space="preserve"> (mod 4)`)</w:t>
       </w:r>
     </w:p>
     <w:p>
@@ -3270,23 +2744,7 @@
           <w:rFonts w:cs="Consolas"/>
           <w:lang w:val="en-US"/>
         </w:rPr>
-        <w:t xml:space="preserve">  if (seed &lt;= 1) </w:t>
-      </w:r>
-      <w:proofErr w:type="spellStart"/>
-      <w:r>
-        <w:rPr>
-          <w:rFonts w:cs="Consolas"/>
-          <w:lang w:val="en-US"/>
-        </w:rPr>
-        <w:t>errors.push</w:t>
-      </w:r>
-      <w:proofErr w:type="spellEnd"/>
-      <w:r>
-        <w:rPr>
-          <w:rFonts w:cs="Consolas"/>
-          <w:lang w:val="en-US"/>
-        </w:rPr>
-        <w:t xml:space="preserve">('Seed </w:t>
+        <w:t xml:space="preserve">  if (seed &lt;= 1) errors.push('Seed </w:t>
       </w:r>
       <w:r>
         <w:rPr>
@@ -3340,23 +2798,7 @@
           <w:rFonts w:cs="Consolas"/>
           <w:lang w:val="en-US"/>
         </w:rPr>
-        <w:t xml:space="preserve">  if (seed &gt;= n) </w:t>
-      </w:r>
-      <w:proofErr w:type="spellStart"/>
-      <w:r>
-        <w:rPr>
-          <w:rFonts w:cs="Consolas"/>
-          <w:lang w:val="en-US"/>
-        </w:rPr>
-        <w:t>errors.push</w:t>
-      </w:r>
-      <w:proofErr w:type="spellEnd"/>
-      <w:r>
-        <w:rPr>
-          <w:rFonts w:cs="Consolas"/>
-          <w:lang w:val="en-US"/>
-        </w:rPr>
-        <w:t xml:space="preserve">(`Seed </w:t>
+        <w:t xml:space="preserve">  if (seed &gt;= n) errors.push(`Seed </w:t>
       </w:r>
       <w:r>
         <w:rPr>
@@ -3410,23 +2852,7 @@
           <w:rFonts w:cs="Consolas"/>
           <w:lang w:val="en-US"/>
         </w:rPr>
-        <w:t xml:space="preserve">  if (seed &gt; 1 &amp;&amp; !</w:t>
-      </w:r>
-      <w:proofErr w:type="spellStart"/>
-      <w:r>
-        <w:rPr>
-          <w:rFonts w:cs="Consolas"/>
-          <w:lang w:val="en-US"/>
-        </w:rPr>
-        <w:t>areCoprime</w:t>
-      </w:r>
-      <w:proofErr w:type="spellEnd"/>
-      <w:r>
-        <w:rPr>
-          <w:rFonts w:cs="Consolas"/>
-          <w:lang w:val="en-US"/>
-        </w:rPr>
-        <w:t>(seed, n)) {</w:t>
+        <w:t xml:space="preserve">  if (seed &gt; 1 &amp;&amp; !areCoprime(seed, n)) {</w:t>
       </w:r>
     </w:p>
     <w:p>
@@ -3488,23 +2914,7 @@
           <w:rFonts w:cs="Consolas"/>
           <w:lang w:val="en-US"/>
         </w:rPr>
-        <w:t xml:space="preserve">  return { valid: </w:t>
-      </w:r>
-      <w:proofErr w:type="spellStart"/>
-      <w:r>
-        <w:rPr>
-          <w:rFonts w:cs="Consolas"/>
-          <w:lang w:val="en-US"/>
-        </w:rPr>
-        <w:t>errors.length</w:t>
-      </w:r>
-      <w:proofErr w:type="spellEnd"/>
-      <w:r>
-        <w:rPr>
-          <w:rFonts w:cs="Consolas"/>
-          <w:lang w:val="en-US"/>
-        </w:rPr>
-        <w:t xml:space="preserve"> === 0, errors }</w:t>
+        <w:t xml:space="preserve">  return { valid: errors.length === 0, errors }</w:t>
       </w:r>
     </w:p>
     <w:p>
@@ -3560,101 +2970,44 @@
           <w:rFonts w:cs="Consolas"/>
           <w:lang w:val="en-US"/>
         </w:rPr>
-        <w:t xml:space="preserve">export function </w:t>
-      </w:r>
-      <w:proofErr w:type="spellStart"/>
-      <w:r>
-        <w:rPr>
-          <w:rFonts w:cs="Consolas"/>
-          <w:lang w:val="en-US"/>
-        </w:rPr>
-        <w:t>monobitTest</w:t>
-      </w:r>
-      <w:proofErr w:type="spellEnd"/>
-      <w:r>
-        <w:rPr>
-          <w:rFonts w:cs="Consolas"/>
-          <w:lang w:val="en-US"/>
-        </w:rPr>
-        <w:t xml:space="preserve">(sequence: string): </w:t>
-      </w:r>
-      <w:proofErr w:type="spellStart"/>
-      <w:r>
-        <w:rPr>
-          <w:rFonts w:cs="Consolas"/>
-          <w:lang w:val="en-US"/>
-        </w:rPr>
-        <w:t>MonobitTestResult</w:t>
-      </w:r>
-      <w:proofErr w:type="spellEnd"/>
-      <w:r>
-        <w:rPr>
-          <w:rFonts w:cs="Consolas"/>
-          <w:lang w:val="en-US"/>
-        </w:rPr>
-        <w:t xml:space="preserve"> {</w:t>
-      </w:r>
-    </w:p>
-    <w:p>
-      <w:pPr>
-        <w:pStyle w:val="CodeBlock"/>
-        <w:rPr>
-          <w:lang w:val="en-US"/>
-        </w:rPr>
-      </w:pPr>
-      <w:r>
-        <w:rPr>
-          <w:rFonts w:cs="Consolas"/>
-          <w:lang w:val="en-US"/>
-        </w:rPr>
-        <w:t xml:space="preserve">  let </w:t>
-      </w:r>
-      <w:proofErr w:type="spellStart"/>
-      <w:r>
-        <w:rPr>
-          <w:rFonts w:cs="Consolas"/>
-          <w:lang w:val="en-US"/>
-        </w:rPr>
-        <w:t>onesCount</w:t>
-      </w:r>
-      <w:proofErr w:type="spellEnd"/>
-      <w:r>
-        <w:rPr>
-          <w:rFonts w:cs="Consolas"/>
-          <w:lang w:val="en-US"/>
-        </w:rPr>
-        <w:t xml:space="preserve"> = 0</w:t>
-      </w:r>
-    </w:p>
-    <w:p>
-      <w:pPr>
-        <w:pStyle w:val="CodeBlock"/>
-        <w:rPr>
-          <w:lang w:val="en-US"/>
-        </w:rPr>
-      </w:pPr>
-      <w:r>
-        <w:rPr>
-          <w:rFonts w:cs="Consolas"/>
-          <w:lang w:val="en-US"/>
-        </w:rPr>
-        <w:t xml:space="preserve">  let </w:t>
-      </w:r>
-      <w:proofErr w:type="spellStart"/>
-      <w:r>
-        <w:rPr>
-          <w:rFonts w:cs="Consolas"/>
-          <w:lang w:val="en-US"/>
-        </w:rPr>
-        <w:t>zerosCount</w:t>
-      </w:r>
-      <w:proofErr w:type="spellEnd"/>
-      <w:r>
-        <w:rPr>
-          <w:rFonts w:cs="Consolas"/>
-          <w:lang w:val="en-US"/>
-        </w:rPr>
-        <w:t xml:space="preserve"> = 0</w:t>
+        <w:t>export function monobitTest(sequence: string): MonobitTestResult {</w:t>
+      </w:r>
+    </w:p>
+    <w:p>
+      <w:pPr>
+        <w:pStyle w:val="CodeBlock"/>
+        <w:rPr>
+          <w:lang w:val="en-US"/>
+        </w:rPr>
+      </w:pPr>
+      <w:r>
+        <w:rPr>
+          <w:rFonts w:cs="Consolas"/>
+          <w:lang w:val="en-US"/>
+        </w:rPr>
+        <w:t xml:space="preserve">  le</w:t>
+      </w:r>
+      <w:r>
+        <w:rPr>
+          <w:rFonts w:cs="Consolas"/>
+          <w:lang w:val="en-US"/>
+        </w:rPr>
+        <w:t>t onesCount = 0</w:t>
+      </w:r>
+    </w:p>
+    <w:p>
+      <w:pPr>
+        <w:pStyle w:val="CodeBlock"/>
+        <w:rPr>
+          <w:lang w:val="en-US"/>
+        </w:rPr>
+      </w:pPr>
+      <w:r>
+        <w:rPr>
+          <w:rFonts w:cs="Consolas"/>
+          <w:lang w:val="en-US"/>
+        </w:rPr>
+        <w:t xml:space="preserve">  let zerosCount = 0</w:t>
       </w:r>
     </w:p>
     <w:p>
@@ -3692,54 +3045,22 @@
           <w:rFonts w:cs="Consolas"/>
           <w:lang w:val="en-US"/>
         </w:rPr>
-        <w:t xml:space="preserve">    if (bit === '1') </w:t>
-      </w:r>
-      <w:proofErr w:type="spellStart"/>
-      <w:r>
-        <w:rPr>
-          <w:rFonts w:cs="Consolas"/>
-          <w:lang w:val="en-US"/>
-        </w:rPr>
-        <w:t>onesCount</w:t>
-      </w:r>
-      <w:proofErr w:type="spellEnd"/>
-      <w:r>
-        <w:rPr>
-          <w:rFonts w:cs="Consolas"/>
-          <w:lang w:val="en-US"/>
-        </w:rPr>
-        <w:t>++</w:t>
-      </w:r>
-    </w:p>
-    <w:p>
-      <w:pPr>
-        <w:pStyle w:val="CodeBlock"/>
-        <w:rPr>
-          <w:lang w:val="en-US"/>
-        </w:rPr>
-      </w:pPr>
-      <w:r>
-        <w:rPr>
-          <w:rFonts w:cs="Consolas"/>
-          <w:lang w:val="en-US"/>
-        </w:rPr>
-        <w:t xml:space="preserve">    else </w:t>
-      </w:r>
-      <w:proofErr w:type="spellStart"/>
-      <w:r>
-        <w:rPr>
-          <w:rFonts w:cs="Consolas"/>
-          <w:lang w:val="en-US"/>
-        </w:rPr>
-        <w:t>zerosCount</w:t>
-      </w:r>
-      <w:proofErr w:type="spellEnd"/>
-      <w:r>
-        <w:rPr>
-          <w:rFonts w:cs="Consolas"/>
-          <w:lang w:val="en-US"/>
-        </w:rPr>
-        <w:t>++</w:t>
+        <w:t xml:space="preserve">    if (bit === '1') onesCount++</w:t>
+      </w:r>
+    </w:p>
+    <w:p>
+      <w:pPr>
+        <w:pStyle w:val="CodeBlock"/>
+        <w:rPr>
+          <w:lang w:val="en-US"/>
+        </w:rPr>
+      </w:pPr>
+      <w:r>
+        <w:rPr>
+          <w:rFonts w:cs="Consolas"/>
+          <w:lang w:val="en-US"/>
+        </w:rPr>
+        <w:t xml:space="preserve">    else zerosCount++</w:t>
       </w:r>
     </w:p>
     <w:p>
@@ -3777,47 +3098,22 @@
           <w:rFonts w:cs="Consolas"/>
           <w:lang w:val="en-US"/>
         </w:rPr>
-        <w:t xml:space="preserve">  const total = </w:t>
-      </w:r>
-      <w:proofErr w:type="spellStart"/>
-      <w:r>
-        <w:rPr>
-          <w:rFonts w:cs="Consolas"/>
-          <w:lang w:val="en-US"/>
-        </w:rPr>
-        <w:t>sequence.length</w:t>
-      </w:r>
-      <w:proofErr w:type="spellEnd"/>
-    </w:p>
-    <w:p>
-      <w:pPr>
-        <w:pStyle w:val="CodeBlock"/>
-        <w:rPr>
-          <w:lang w:val="en-US"/>
-        </w:rPr>
-      </w:pPr>
-      <w:r>
-        <w:rPr>
-          <w:rFonts w:cs="Consolas"/>
-          <w:lang w:val="en-US"/>
-        </w:rPr>
-        <w:t xml:space="preserve">  const ratio = </w:t>
-      </w:r>
-      <w:proofErr w:type="spellStart"/>
-      <w:r>
-        <w:rPr>
-          <w:rFonts w:cs="Consolas"/>
-          <w:lang w:val="en-US"/>
-        </w:rPr>
-        <w:t>onesCount</w:t>
-      </w:r>
-      <w:proofErr w:type="spellEnd"/>
-      <w:r>
-        <w:rPr>
-          <w:rFonts w:cs="Consolas"/>
-          <w:lang w:val="en-US"/>
-        </w:rPr>
-        <w:t xml:space="preserve"> / total</w:t>
+        <w:t xml:space="preserve">  const total = sequence.length</w:t>
+      </w:r>
+    </w:p>
+    <w:p>
+      <w:pPr>
+        <w:pStyle w:val="CodeBlock"/>
+        <w:rPr>
+          <w:lang w:val="en-US"/>
+        </w:rPr>
+      </w:pPr>
+      <w:r>
+        <w:rPr>
+          <w:rFonts w:cs="Consolas"/>
+          <w:lang w:val="en-US"/>
+        </w:rPr>
+        <w:t xml:space="preserve">  const ratio = onesCount / total</w:t>
       </w:r>
     </w:p>
     <w:p>
@@ -3857,37 +3153,12 @@
         </w:rPr>
         <w:t xml:space="preserve">  return { </w:t>
       </w:r>
-      <w:proofErr w:type="spellStart"/>
-      <w:r>
-        <w:rPr>
-          <w:rFonts w:cs="Consolas"/>
-          <w:lang w:val="en-US"/>
-        </w:rPr>
-        <w:t>onesCount</w:t>
-      </w:r>
-      <w:proofErr w:type="spellEnd"/>
-      <w:r>
-        <w:rPr>
-          <w:rFonts w:cs="Consolas"/>
-          <w:lang w:val="en-US"/>
-        </w:rPr>
-        <w:t xml:space="preserve">, </w:t>
-      </w:r>
-      <w:proofErr w:type="spellStart"/>
-      <w:r>
-        <w:rPr>
-          <w:rFonts w:cs="Consolas"/>
-          <w:lang w:val="en-US"/>
-        </w:rPr>
-        <w:t>zerosCount</w:t>
-      </w:r>
-      <w:proofErr w:type="spellEnd"/>
-      <w:r>
-        <w:rPr>
-          <w:rFonts w:cs="Consolas"/>
-          <w:lang w:val="en-US"/>
-        </w:rPr>
-        <w:t>, total, ratio, passed, description }</w:t>
+      <w:r>
+        <w:rPr>
+          <w:rFonts w:cs="Consolas"/>
+          <w:lang w:val="en-US"/>
+        </w:rPr>
+        <w:t>onesCount, zerosCount, total, ratio, passed, description }</w:t>
       </w:r>
     </w:p>
     <w:p>
@@ -3904,7 +3175,10 @@
     <w:p>
       <w:r>
         <w:lastRenderedPageBreak/>
-        <w:t>Обработка на странице приложения реализована в файле app/pages/lab/2.vue. При нажатии на кнопку генерации выполняется проверка параметров, формируется последовательность, затем запускаются статистические тесты и отображаются результаты.</w:t>
+        <w:t>Обработка на странице приложения реализована в файле app/pages/lab/2.vue. При нажатии на кнопку генерации выполняется проверка параметров, формируется последовательность, затем запускаются статис</w:t>
+      </w:r>
+      <w:r>
+        <w:t>тические тесты и отображаются результаты.</w:t>
       </w:r>
     </w:p>
     <w:p>
@@ -4976,7 +4250,10 @@
     </w:tbl>
     <w:p>
       <w:r>
-        <w:t>Полученный пример показывает, что корректная работа генератора и прохождение статистических тестов не являются одним и тем же: программа генерирует последовательность по формуле, но качество результата зависит от выбранных параметров.</w:t>
+        <w:t xml:space="preserve">Полученный пример показывает, что корректная работа генератора и прохождение статистических тестов не являются одним и тем же: программа генерирует последовательность по формуле, но качество </w:t>
+      </w:r>
+      <w:r>
+        <w:t>результата зависит от выбранных параметров.</w:t>
       </w:r>
     </w:p>
     <w:p>
@@ -4989,13 +4266,22 @@
     </w:p>
     <w:p>
       <w:r>
-        <w:t>В ходе лабораторной работы был изучен и реализован алгоритм Blum Blum Shub для генерации псевдослучайных битовых последовательностей. Были реализованы математические функции проверки простоты, проверки чисел Блюма, вычисления НОД и проверки взаимной простоты.</w:t>
+        <w:t xml:space="preserve">В ходе лабораторной работы был изучен и реализован алгоритм Blum Blum Shub для генерации псевдослучайных битовых последовательностей. Были реализованы математические функции проверки простоты, проверки </w:t>
+      </w:r>
+      <w:r>
+        <w:t>чисел Блюма, вычисления НОД и проверки взаимной простоты.</w:t>
       </w:r>
     </w:p>
     <w:p>
       <w:r>
         <w:lastRenderedPageBreak/>
-        <w:t>Приложение позволяет задавать параметры генератора, контролировать их корректность, получать битовую последовательность, просматривать промежуточные шаги и анализировать результат с помощью трех статистических тестов. По результатам работы сделан вывод, что выбор параметров BBS напрямую влияет на статистические свойства последовательности, поэтому для практического применения необходимо использовать достаточно большие простые числа и корректно выбранное начальное значение.</w:t>
+        <w:t>Приложение позволяет задавать параметры генератора, контролировать их корректность, получать битовую последовательность, просматривать промежуточные шаги и анализировать результат с помощью трех ста</w:t>
+      </w:r>
+      <w:r>
+        <w:t>тистических тестов. По результатам работы сделан вывод, что выбор параметров BBS напрямую влияет на статистические свойства последовательности, поэтому для практического применения необходимо использовать достаточно большие простые числа и корректно выбран</w:t>
+      </w:r>
+      <w:r>
+        <w:t>ное начальное значение.</w:t>
       </w:r>
     </w:p>
     <w:p>
@@ -5028,25 +4314,21 @@
       <w:r>
         <w:t>://</w:t>
       </w:r>
-      <w:proofErr w:type="spellStart"/>
       <w:r>
         <w:rPr>
           <w:lang w:val="en-US"/>
         </w:rPr>
         <w:t>ru</w:t>
       </w:r>
-      <w:proofErr w:type="spellEnd"/>
       <w:r>
         <w:t>.</w:t>
       </w:r>
-      <w:proofErr w:type="spellStart"/>
       <w:r>
         <w:rPr>
           <w:lang w:val="en-US"/>
         </w:rPr>
         <w:t>wikipedia</w:t>
       </w:r>
-      <w:proofErr w:type="spellEnd"/>
       <w:r>
         <w:t>.</w:t>
       </w:r>
@@ -5086,116 +4368,153 @@
       <w:r>
         <w:t>_</w:t>
       </w:r>
-      <w:proofErr w:type="spellStart"/>
       <w:r>
         <w:rPr>
           <w:lang w:val="en-US"/>
         </w:rPr>
         <w:t>Shub</w:t>
       </w:r>
-      <w:proofErr w:type="spellEnd"/>
       <w:r>
         <w:br/>
       </w:r>
       <w:r>
         <w:t xml:space="preserve">2. </w:t>
       </w:r>
-      <w:r>
-        <w:fldChar w:fldCharType="begin"/>
-      </w:r>
-      <w:r>
-        <w:instrText>HYPERLINK "https://habr.com/ru/articles/534698/"</w:instrText>
-      </w:r>
-      <w:r>
-        <w:fldChar w:fldCharType="separate"/>
-      </w:r>
-      <w:r>
-        <w:rPr>
-          <w:rStyle w:val="Hyperlink"/>
+      <w:hyperlink r:id="rId8" w:history="1">
+        <w:r>
+          <w:rPr>
+            <w:rStyle w:val="Hyperlink"/>
+            <w:lang w:val="en-US"/>
+          </w:rPr>
+          <w:t>https</w:t>
+        </w:r>
+        <w:r>
+          <w:rPr>
+            <w:rStyle w:val="Hyperlink"/>
+          </w:rPr>
+          <w:t>://</w:t>
+        </w:r>
+        <w:r>
+          <w:rPr>
+            <w:rStyle w:val="Hyperlink"/>
+            <w:lang w:val="en-US"/>
+          </w:rPr>
+          <w:t>habr</w:t>
+        </w:r>
+        <w:r>
+          <w:rPr>
+            <w:rStyle w:val="Hyperlink"/>
+          </w:rPr>
+          <w:t>.</w:t>
+        </w:r>
+        <w:r>
+          <w:rPr>
+            <w:rStyle w:val="Hyperlink"/>
+            <w:lang w:val="en-US"/>
+          </w:rPr>
+          <w:t>com</w:t>
+        </w:r>
+        <w:r>
+          <w:rPr>
+            <w:rStyle w:val="Hyperlink"/>
+          </w:rPr>
+          <w:t>/</w:t>
+        </w:r>
+        <w:r>
+          <w:rPr>
+            <w:rStyle w:val="Hyperlink"/>
+            <w:lang w:val="en-US"/>
+          </w:rPr>
+          <w:t>ru</w:t>
+        </w:r>
+        <w:r>
+          <w:rPr>
+            <w:rStyle w:val="Hyperlink"/>
+          </w:rPr>
+          <w:t>/</w:t>
+        </w:r>
+        <w:r>
+          <w:rPr>
+            <w:rStyle w:val="Hyperlink"/>
+            <w:lang w:val="en-US"/>
+          </w:rPr>
+          <w:t>articles</w:t>
+        </w:r>
+        <w:r>
+          <w:rPr>
+            <w:rStyle w:val="Hyperlink"/>
+          </w:rPr>
+          <w:t>/534698/</w:t>
+        </w:r>
+      </w:hyperlink>
+    </w:p>
+    <w:p>
+      <w:r>
+        <w:t>3.</w:t>
+      </w:r>
+      <w:r>
+        <w:t>https://cyberleninka.ru/article/n/programmnaya-realizatsiya-generatora-psevdosluchaynyh-chisel-na-osnove-algoritma-blyum-blyuma-shuba</w:t>
+      </w:r>
+    </w:p>
+    <w:p>
+      <w:r>
+        <w:t>4</w:t>
+      </w:r>
+      <w:r>
+        <w:t xml:space="preserve">. </w:t>
+      </w:r>
+      <w:r>
+        <w:t>Документация</w:t>
+      </w:r>
+      <w:r>
+        <w:t xml:space="preserve"> </w:t>
+      </w:r>
+      <w:r>
+        <w:rPr>
+          <w:lang w:val="en-US"/>
+        </w:rPr>
+        <w:t>Nuxt</w:t>
+      </w:r>
+      <w:r>
+        <w:t xml:space="preserve">: </w:t>
+      </w:r>
+      <w:r>
+        <w:rPr>
           <w:lang w:val="en-US"/>
         </w:rPr>
         <w:t>https</w:t>
       </w:r>
       <w:r>
-        <w:rPr>
-          <w:rStyle w:val="Hyperlink"/>
-        </w:rPr>
         <w:t>://</w:t>
       </w:r>
-      <w:proofErr w:type="spellStart"/>
-      <w:r>
-        <w:rPr>
-          <w:rStyle w:val="Hyperlink"/>
-          <w:lang w:val="en-US"/>
-        </w:rPr>
-        <w:t>habr</w:t>
-      </w:r>
-      <w:proofErr w:type="spellEnd"/>
-      <w:r>
-        <w:rPr>
-          <w:rStyle w:val="Hyperlink"/>
-        </w:rPr>
+      <w:r>
+        <w:rPr>
+          <w:lang w:val="en-US"/>
+        </w:rPr>
+        <w:t>nuxt</w:t>
+      </w:r>
+      <w:r>
         <w:t>.</w:t>
       </w:r>
       <w:r>
         <w:rPr>
-          <w:rStyle w:val="Hyperlink"/>
           <w:lang w:val="en-US"/>
         </w:rPr>
         <w:t>com</w:t>
       </w:r>
       <w:r>
-        <w:rPr>
-          <w:rStyle w:val="Hyperlink"/>
-        </w:rPr>
         <w:t>/</w:t>
       </w:r>
-      <w:proofErr w:type="spellStart"/>
-      <w:r>
-        <w:rPr>
-          <w:rStyle w:val="Hyperlink"/>
-          <w:lang w:val="en-US"/>
-        </w:rPr>
-        <w:t>ru</w:t>
-      </w:r>
-      <w:proofErr w:type="spellEnd"/>
-      <w:r>
-        <w:rPr>
-          <w:rStyle w:val="Hyperlink"/>
-        </w:rPr>
-        <w:t>/</w:t>
-      </w:r>
-      <w:r>
-        <w:rPr>
-          <w:rStyle w:val="Hyperlink"/>
-          <w:lang w:val="en-US"/>
-        </w:rPr>
-        <w:t>articles</w:t>
-      </w:r>
-      <w:r>
-        <w:rPr>
-          <w:rStyle w:val="Hyperlink"/>
-        </w:rPr>
-        <w:t>/534698/</w:t>
-      </w:r>
-      <w:r>
-        <w:rPr>
-          <w:rStyle w:val="Hyperlink"/>
-        </w:rPr>
-        <w:fldChar w:fldCharType="end"/>
-      </w:r>
-    </w:p>
-    <w:p>
-      <w:r>
-        <w:t>3.</w:t>
-      </w:r>
-      <w:r>
-        <w:t>https://cyberleninka.ru/article/n/programmnaya-realizatsiya-generatora-psevdosluchaynyh-chisel-na-osnove-algoritma-blyum-blyuma-shuba</w:t>
-      </w:r>
-    </w:p>
-    <w:p>
-      <w:r>
-        <w:t>4</w:t>
+      <w:r>
+        <w:rPr>
+          <w:lang w:val="en-US"/>
+        </w:rPr>
+        <w:t>docs</w:t>
+      </w:r>
+    </w:p>
+    <w:p>
+      <w:r>
+        <w:t>5</w:t>
       </w:r>
       <w:r>
         <w:t xml:space="preserve">. </w:t>
@@ -5206,14 +4525,21 @@
       <w:r>
         <w:t xml:space="preserve"> </w:t>
       </w:r>
-      <w:proofErr w:type="spellStart"/>
-      <w:r>
-        <w:rPr>
-          <w:lang w:val="en-US"/>
-        </w:rPr>
-        <w:t>Nuxt</w:t>
-      </w:r>
-      <w:proofErr w:type="spellEnd"/>
+      <w:r>
+        <w:rPr>
+          <w:lang w:val="en-US"/>
+        </w:rPr>
+        <w:t>Vue</w:t>
+      </w:r>
+      <w:r>
+        <w:t>.</w:t>
+      </w:r>
+      <w:r>
+        <w:rPr>
+          <w:lang w:val="en-US"/>
+        </w:rPr>
+        <w:t>js</w:t>
+      </w:r>
       <w:r>
         <w:t xml:space="preserve">: </w:t>
       </w:r>
@@ -5226,83 +4552,12 @@
       <w:r>
         <w:t>://</w:t>
       </w:r>
-      <w:proofErr w:type="spellStart"/>
-      <w:r>
-        <w:rPr>
-          <w:lang w:val="en-US"/>
-        </w:rPr>
-        <w:t>nuxt</w:t>
-      </w:r>
-      <w:proofErr w:type="spellEnd"/>
-      <w:r>
-        <w:t>.</w:t>
-      </w:r>
-      <w:r>
-        <w:rPr>
-          <w:lang w:val="en-US"/>
-        </w:rPr>
-        <w:t>com</w:t>
-      </w:r>
-      <w:r>
-        <w:t>/</w:t>
-      </w:r>
-      <w:r>
-        <w:rPr>
-          <w:lang w:val="en-US"/>
-        </w:rPr>
-        <w:t>docs</w:t>
-      </w:r>
-    </w:p>
-    <w:p>
-      <w:r>
-        <w:t>5</w:t>
-      </w:r>
-      <w:r>
-        <w:t xml:space="preserve">. </w:t>
-      </w:r>
-      <w:r>
-        <w:t>Документация</w:t>
-      </w:r>
-      <w:r>
-        <w:t xml:space="preserve"> </w:t>
-      </w:r>
-      <w:r>
-        <w:rPr>
-          <w:lang w:val="en-US"/>
-        </w:rPr>
-        <w:t>Vue</w:t>
-      </w:r>
-      <w:r>
-        <w:t>.</w:t>
-      </w:r>
-      <w:proofErr w:type="spellStart"/>
-      <w:r>
-        <w:rPr>
-          <w:lang w:val="en-US"/>
-        </w:rPr>
-        <w:t>js</w:t>
-      </w:r>
-      <w:proofErr w:type="spellEnd"/>
-      <w:r>
-        <w:t xml:space="preserve">: </w:t>
-      </w:r>
-      <w:r>
-        <w:rPr>
-          <w:lang w:val="en-US"/>
-        </w:rPr>
-        <w:t>https</w:t>
-      </w:r>
-      <w:r>
-        <w:t>://</w:t>
-      </w:r>
-      <w:proofErr w:type="spellStart"/>
       <w:r>
         <w:rPr>
           <w:lang w:val="en-US"/>
         </w:rPr>
         <w:t>vuejs</w:t>
       </w:r>
-      <w:proofErr w:type="spellEnd"/>
       <w:r>
         <w:t>.</w:t>
       </w:r>
@@ -5356,7 +4611,7 @@
 </file>
 
 <file path=word/numbering.xml><?xml version="1.0" encoding="utf-8"?>
-<w:numbering xmlns:wpc="http://schemas.microsoft.com/office/word/2010/wordprocessingCanvas" xmlns:cx="http://schemas.microsoft.com/office/drawing/2014/chartex" xmlns:cx1="http://schemas.microsoft.com/office/drawing/2015/9/8/chartex" xmlns:cx2="http://schemas.microsoft.com/office/drawing/2015/10/21/chartex" xmlns:cx3="http://schemas.microsoft.com/office/drawing/2016/5/9/chartex" xmlns:cx4="http://schemas.microsoft.com/office/drawing/2016/5/10/chartex" xmlns:cx5="http://schemas.microsoft.com/office/drawing/2016/5/11/chartex" xmlns:cx6="http://schemas.microsoft.com/office/drawing/2016/5/12/chartex" xmlns:cx7="http://schemas.microsoft.com/office/drawing/2016/5/13/chartex" xmlns:cx8="http://schemas.microsoft.com/office/drawing/2016/5/14/chartex" xmlns:mc="http://schemas.openxmlformats.org/markup-compatibility/2006" xmlns:aink="http://schemas.microsoft.com/office/drawing/2016/ink" xmlns:am3d="http://schemas.microsoft.com/office/drawing/2017/model3d" xmlns:o="urn:schemas-microsoft-com:office:office" xmlns:oel="http://schemas.microsoft.com/office/2019/extlst" xmlns:r="http://schemas.openxmlformats.org/officeDocument/2006/relationships" xmlns:m="http://schemas.openxmlformats.org/officeDocument/2006/math" xmlns:v="urn:schemas-microsoft-com:vml" xmlns:wp14="http://schemas.microsoft.com/office/word/2010/wordprocessingDrawing" xmlns:wp="http://schemas.openxmlformats.org/drawingml/2006/wordprocessingDrawing" xmlns:w10="urn:schemas-microsoft-com:office:word" xmlns:w="http://schemas.openxmlformats.org/wordprocessingml/2006/main" xmlns:w14="http://schemas.microsoft.com/office/word/2010/wordml" xmlns:w15="http://schemas.microsoft.com/office/word/2012/wordml" xmlns:w16cex="http://schemas.microsoft.com/office/word/2018/wordml/cex" xmlns:w16cid="http://schemas.microsoft.com/office/word/2016/wordml/cid" xmlns:w16="http://schemas.microsoft.com/office/word/2018/wordml" xmlns:w16sdtdh="http://schemas.microsoft.com/office/word/2020/wordml/sdtdatahash" xmlns:w16se="http://schemas.microsoft.com/office/word/2015/wordml/symex" xmlns:wpg="http://schemas.microsoft.com/office/word/2010/wordprocessingGroup" xmlns:wpi="http://schemas.microsoft.com/office/word/2010/wordprocessingInk" xmlns:wne="http://schemas.microsoft.com/office/word/2006/wordml" xmlns:wps="http://schemas.microsoft.com/office/word/2010/wordprocessingShape" mc:Ignorable="w14 w15 w16se w16cid w16 w16cex w16sdtdh wp14">
+<w:numbering xmlns:wpc="http://schemas.microsoft.com/office/word/2010/wordprocessingCanvas" xmlns:cx="http://schemas.microsoft.com/office/drawing/2014/chartex" xmlns:cx1="http://schemas.microsoft.com/office/drawing/2015/9/8/chartex" xmlns:cx2="http://schemas.microsoft.com/office/drawing/2015/10/21/chartex" xmlns:cx3="http://schemas.microsoft.com/office/drawing/2016/5/9/chartex" xmlns:cx4="http://schemas.microsoft.com/office/drawing/2016/5/10/chartex" xmlns:cx5="http://schemas.microsoft.com/office/drawing/2016/5/11/chartex" xmlns:cx6="http://schemas.microsoft.com/office/drawing/2016/5/12/chartex" xmlns:cx7="http://schemas.microsoft.com/office/drawing/2016/5/13/chartex" xmlns:cx8="http://schemas.microsoft.com/office/drawing/2016/5/14/chartex" xmlns:mc="http://schemas.openxmlformats.org/markup-compatibility/2006" xmlns:aink="http://schemas.microsoft.com/office/drawing/2016/ink" xmlns:am3d="http://schemas.microsoft.com/office/drawing/2017/model3d" xmlns:o="urn:schemas-microsoft-com:office:office" xmlns:r="http://schemas.openxmlformats.org/officeDocument/2006/relationships" xmlns:m="http://schemas.openxmlformats.org/officeDocument/2006/math" xmlns:v="urn:schemas-microsoft-com:vml" xmlns:wp14="http://schemas.microsoft.com/office/word/2010/wordprocessingDrawing" xmlns:wp="http://schemas.openxmlformats.org/drawingml/2006/wordprocessingDrawing" xmlns:w10="urn:schemas-microsoft-com:office:word" xmlns:w="http://schemas.openxmlformats.org/wordprocessingml/2006/main" xmlns:w14="http://schemas.microsoft.com/office/word/2010/wordml" xmlns:w15="http://schemas.microsoft.com/office/word/2012/wordml" xmlns:w16cex="http://schemas.microsoft.com/office/word/2018/wordml/cex" xmlns:w16cid="http://schemas.microsoft.com/office/word/2016/wordml/cid" xmlns:w16="http://schemas.microsoft.com/office/word/2018/wordml" xmlns:w16sdtdh="http://schemas.microsoft.com/office/word/2020/wordml/sdtdatahash" xmlns:w16se="http://schemas.microsoft.com/office/word/2015/wordml/symex" xmlns:wpg="http://schemas.microsoft.com/office/word/2010/wordprocessingGroup" xmlns:wpi="http://schemas.microsoft.com/office/word/2010/wordprocessingInk" xmlns:wne="http://schemas.microsoft.com/office/word/2006/wordml" xmlns:wps="http://schemas.microsoft.com/office/word/2010/wordprocessingShape" mc:Ignorable="w14 w15 w16se w16cid w16 w16cex w16sdtdh wp14">
   <w:abstractNum w:abstractNumId="0" w15:restartNumberingAfterBreak="0">
     <w:nsid w:val="0A686435"/>
     <w:multiLevelType w:val="singleLevel"/>
@@ -5374,7 +4629,7 @@
       </w:rPr>
     </w:lvl>
   </w:abstractNum>
-  <w:num w:numId="1" w16cid:durableId="163203769">
+  <w:num w:numId="1">
     <w:abstractNumId w:val="0"/>
   </w:num>
 </w:numbering>
